--- a/Caregiver Training Program Proposal/Kalm-Clinic-Caregiver-Training-Program-Proposal-EN.docx
+++ b/Caregiver Training Program Proposal/Kalm-Clinic-Caregiver-Training-Program-Proposal-EN.docx
@@ -137,7 +137,7 @@
           <w:sz w:val="22"/>
           <w:szCs w:val="22"/>
         </w:rPr>
-        <w:t xml:space="preserve">Saja Alzioud</w:t>
+        <w:t xml:space="preserve">Saja Al-Zyoud (سجى الزيود)</w:t>
       </w:r>
     </w:p>
     <w:p>
@@ -239,7 +239,7 @@
           <w:sz w:val="21"/>
           <w:szCs w:val="21"/>
         </w:rPr>
-        <w:t xml:space="preserve">This document outlines a practical, hands-on training program designed to give caregivers the knowledge and skills they need to support children with disabilities more confidently and effectively. It is built on my experience as an Occupational Therapist working within Kalm Clinic's multidisciplinary team, alongside physiotherapists, speech therapists, and special educators.</w:t>
+        <w:t xml:space="preserve">This document outlines a practical, hands-on training program designed to give caregivers the knowledge and skills they need to support children with disabilities more confidently and effectively. It is built on my experience as an Occupational Therapist working within Kalm Clinic's multidisciplinary team, alongside physiotherapists, speech therapists, and psychologists.</w:t>
       </w:r>
     </w:p>
     <w:p>
@@ -306,7 +306,7 @@
           <w:sz w:val="21"/>
           <w:szCs w:val="21"/>
         </w:rPr>
-        <w:t xml:space="preserve">While the program is led by Occupational Therapy, it reflects Kalm Clinic's multidisciplinary approach. Selected sessions include input from physiotherapy, speech and language therapy, and special education, so caregivers get a well-rounded understanding of their child's care team and how each discipline contributes.</w:t>
+        <w:t xml:space="preserve">While the program is led by Occupational Therapy, it reflects Kalm Clinic's multidisciplinary approach. Every training day includes input from physiotherapy, speech and language therapy, and psychology, so caregivers get a well-rounded understanding of their child's care team and how each discipline contributes.</w:t>
       </w:r>
     </w:p>
     <w:p>
@@ -585,7 +585,7 @@
           <w:sz w:val="21"/>
           <w:szCs w:val="21"/>
         </w:rPr>
-        <w:t xml:space="preserve">Parents and primary caregivers of children with disabilities (ages 0–12).</w:t>
+        <w:t xml:space="preserve">Parents and primary caregivers of children with disabilities.</w:t>
       </w:r>
     </w:p>
     <w:p>
@@ -939,8 +939,491 @@
           <w:sz w:val="30"/>
           <w:szCs w:val="30"/>
         </w:rPr>
-        <w:t xml:space="preserve">6. Training Methodology</w:t>
+        <w:t xml:space="preserve">6. Training Duration, Schedule &amp; Methodology</w:t>
       </w:r>
+    </w:p>
+    <w:p>
+      <w:pPr>
+        <w:spacing w:after="160" w:line="300"/>
+        <w:jc w:val="both"/>
+      </w:pPr>
+      <w:r>
+        <w:rPr>
+          <w:rFonts w:ascii="Calibri" w:cs="Calibri" w:eastAsia="Calibri" w:hAnsi="Calibri"/>
+          <w:color w:val="222222"/>
+          <w:sz w:val="21"/>
+          <w:szCs w:val="21"/>
+        </w:rPr>
+        <w:t xml:space="preserve">The program runs 5 days a week, 5 hours per training day, over a total of 12 weeks. Each training day is split between two complementary parts: 2 hours with the Occupational Therapist, focused on that week's core topic, and 3 hours with the rest of the multidisciplinary team — physiotherapy, speech and language therapy, and psychology — reinforcing the same topic from their own disciplines. Together, these two parts always add up to the full 5-hour training day.</w:t>
+      </w:r>
+    </w:p>
+    <w:tbl>
+      <w:tblPr>
+        <w:tblW w:type="dxa" w:w="10106"/>
+        <w:tblBorders>
+          <w:top w:val="single" w:color="auto" w:sz="4"/>
+          <w:left w:val="single" w:color="auto" w:sz="4"/>
+          <w:bottom w:val="single" w:color="auto" w:sz="4"/>
+          <w:right w:val="single" w:color="auto" w:sz="4"/>
+          <w:insideH w:val="single" w:color="auto" w:sz="4"/>
+          <w:insideV w:val="single" w:color="auto" w:sz="4"/>
+        </w:tblBorders>
+      </w:tblPr>
+      <w:tblGrid>
+        <w:gridCol w:w="6800"/>
+        <w:gridCol w:w="3306"/>
+      </w:tblGrid>
+      <w:tr>
+        <w:trPr>
+          <w:cantSplit/>
+          <w:tblHeader/>
+        </w:trPr>
+        <w:tc>
+          <w:tcPr>
+            <w:tcW w:type="dxa" w:w="6800"/>
+            <w:tcBorders>
+              <w:top w:val="single" w:color="BFD3D1" w:sz="4"/>
+              <w:left w:val="single" w:color="BFD3D1" w:sz="4"/>
+              <w:bottom w:val="single" w:color="BFD3D1" w:sz="4"/>
+              <w:right w:val="single" w:color="BFD3D1" w:sz="4"/>
+            </w:tcBorders>
+            <w:shd w:fill="2E6B66" w:color="auto" w:val="clear"/>
+            <w:tcMar>
+              <w:top w:type="dxa" w:w="100"/>
+              <w:left w:type="dxa" w:w="140"/>
+              <w:bottom w:type="dxa" w:w="100"/>
+              <w:right w:type="dxa" w:w="140"/>
+            </w:tcMar>
+            <w:vAlign w:val="center"/>
+          </w:tcPr>
+          <w:p>
+            <w:pPr>
+              <w:jc w:val="left"/>
+            </w:pPr>
+            <w:r>
+              <w:rPr>
+                <w:rFonts w:ascii="Calibri" w:cs="Calibri" w:eastAsia="Calibri" w:hAnsi="Calibri"/>
+                <w:b/>
+                <w:bCs/>
+                <w:color w:val="FFFFFF"/>
+                <w:sz w:val="20"/>
+                <w:szCs w:val="20"/>
+              </w:rPr>
+              <w:t xml:space="preserve">Component</w:t>
+            </w:r>
+          </w:p>
+        </w:tc>
+        <w:tc>
+          <w:tcPr>
+            <w:tcW w:type="dxa" w:w="3306"/>
+            <w:tcBorders>
+              <w:top w:val="single" w:color="BFD3D1" w:sz="4"/>
+              <w:left w:val="single" w:color="BFD3D1" w:sz="4"/>
+              <w:bottom w:val="single" w:color="BFD3D1" w:sz="4"/>
+              <w:right w:val="single" w:color="BFD3D1" w:sz="4"/>
+            </w:tcBorders>
+            <w:shd w:fill="2E6B66" w:color="auto" w:val="clear"/>
+            <w:tcMar>
+              <w:top w:type="dxa" w:w="100"/>
+              <w:left w:type="dxa" w:w="140"/>
+              <w:bottom w:type="dxa" w:w="100"/>
+              <w:right w:type="dxa" w:w="140"/>
+            </w:tcMar>
+            <w:vAlign w:val="center"/>
+          </w:tcPr>
+          <w:p>
+            <w:pPr>
+              <w:jc w:val="left"/>
+            </w:pPr>
+            <w:r>
+              <w:rPr>
+                <w:rFonts w:ascii="Calibri" w:cs="Calibri" w:eastAsia="Calibri" w:hAnsi="Calibri"/>
+                <w:b/>
+                <w:bCs/>
+                <w:color w:val="FFFFFF"/>
+                <w:sz w:val="20"/>
+                <w:szCs w:val="20"/>
+              </w:rPr>
+              <w:t xml:space="preserve">Details</w:t>
+            </w:r>
+          </w:p>
+        </w:tc>
+      </w:tr>
+      <w:tr>
+        <w:trPr>
+          <w:cantSplit/>
+        </w:trPr>
+        <w:tc>
+          <w:tcPr>
+            <w:tcW w:type="dxa" w:w="6800"/>
+            <w:tcBorders>
+              <w:top w:val="single" w:color="BFD3D1" w:sz="4"/>
+              <w:left w:val="single" w:color="BFD3D1" w:sz="4"/>
+              <w:bottom w:val="single" w:color="BFD3D1" w:sz="4"/>
+              <w:right w:val="single" w:color="BFD3D1" w:sz="4"/>
+            </w:tcBorders>
+            <w:shd w:fill="E7F0EF" w:color="auto" w:val="clear"/>
+            <w:tcMar>
+              <w:top w:type="dxa" w:w="100"/>
+              <w:left w:type="dxa" w:w="140"/>
+              <w:bottom w:type="dxa" w:w="100"/>
+              <w:right w:type="dxa" w:w="140"/>
+            </w:tcMar>
+            <w:vAlign w:val="center"/>
+          </w:tcPr>
+          <w:p>
+            <w:pPr>
+              <w:jc w:val="left"/>
+            </w:pPr>
+            <w:r>
+              <w:rPr>
+                <w:rFonts w:ascii="Calibri" w:cs="Calibri" w:eastAsia="Calibri" w:hAnsi="Calibri"/>
+                <w:b/>
+                <w:bCs/>
+                <w:color w:val="1F4A47"/>
+                <w:sz w:val="19"/>
+                <w:szCs w:val="19"/>
+              </w:rPr>
+              <w:t xml:space="preserve">Training days per week</w:t>
+            </w:r>
+          </w:p>
+        </w:tc>
+        <w:tc>
+          <w:tcPr>
+            <w:tcW w:type="dxa" w:w="3306"/>
+            <w:tcBorders>
+              <w:top w:val="single" w:color="BFD3D1" w:sz="4"/>
+              <w:left w:val="single" w:color="BFD3D1" w:sz="4"/>
+              <w:bottom w:val="single" w:color="BFD3D1" w:sz="4"/>
+              <w:right w:val="single" w:color="BFD3D1" w:sz="4"/>
+            </w:tcBorders>
+            <w:tcMar>
+              <w:top w:type="dxa" w:w="100"/>
+              <w:left w:type="dxa" w:w="140"/>
+              <w:bottom w:type="dxa" w:w="100"/>
+              <w:right w:type="dxa" w:w="140"/>
+            </w:tcMar>
+            <w:vAlign w:val="center"/>
+          </w:tcPr>
+          <w:p>
+            <w:pPr>
+              <w:jc w:val="left"/>
+            </w:pPr>
+            <w:r>
+              <w:rPr>
+                <w:rFonts w:ascii="Calibri" w:cs="Calibri" w:eastAsia="Calibri" w:hAnsi="Calibri"/>
+                <w:b w:val="false"/>
+                <w:bCs w:val="false"/>
+                <w:color w:val="222222"/>
+                <w:sz w:val="19"/>
+                <w:szCs w:val="19"/>
+              </w:rPr>
+              <w:t xml:space="preserve">5 days</w:t>
+            </w:r>
+          </w:p>
+        </w:tc>
+      </w:tr>
+      <w:tr>
+        <w:trPr>
+          <w:cantSplit/>
+        </w:trPr>
+        <w:tc>
+          <w:tcPr>
+            <w:tcW w:type="dxa" w:w="6800"/>
+            <w:tcBorders>
+              <w:top w:val="single" w:color="BFD3D1" w:sz="4"/>
+              <w:left w:val="single" w:color="BFD3D1" w:sz="4"/>
+              <w:bottom w:val="single" w:color="BFD3D1" w:sz="4"/>
+              <w:right w:val="single" w:color="BFD3D1" w:sz="4"/>
+            </w:tcBorders>
+            <w:shd w:fill="E7F0EF" w:color="auto" w:val="clear"/>
+            <w:tcMar>
+              <w:top w:type="dxa" w:w="100"/>
+              <w:left w:type="dxa" w:w="140"/>
+              <w:bottom w:type="dxa" w:w="100"/>
+              <w:right w:type="dxa" w:w="140"/>
+            </w:tcMar>
+            <w:vAlign w:val="center"/>
+          </w:tcPr>
+          <w:p>
+            <w:pPr>
+              <w:jc w:val="left"/>
+            </w:pPr>
+            <w:r>
+              <w:rPr>
+                <w:rFonts w:ascii="Calibri" w:cs="Calibri" w:eastAsia="Calibri" w:hAnsi="Calibri"/>
+                <w:b/>
+                <w:bCs/>
+                <w:color w:val="1F4A47"/>
+                <w:sz w:val="19"/>
+                <w:szCs w:val="19"/>
+              </w:rPr>
+              <w:t xml:space="preserve">Program duration</w:t>
+            </w:r>
+          </w:p>
+        </w:tc>
+        <w:tc>
+          <w:tcPr>
+            <w:tcW w:type="dxa" w:w="3306"/>
+            <w:tcBorders>
+              <w:top w:val="single" w:color="BFD3D1" w:sz="4"/>
+              <w:left w:val="single" w:color="BFD3D1" w:sz="4"/>
+              <w:bottom w:val="single" w:color="BFD3D1" w:sz="4"/>
+              <w:right w:val="single" w:color="BFD3D1" w:sz="4"/>
+            </w:tcBorders>
+            <w:tcMar>
+              <w:top w:type="dxa" w:w="100"/>
+              <w:left w:type="dxa" w:w="140"/>
+              <w:bottom w:type="dxa" w:w="100"/>
+              <w:right w:type="dxa" w:w="140"/>
+            </w:tcMar>
+            <w:vAlign w:val="center"/>
+          </w:tcPr>
+          <w:p>
+            <w:pPr>
+              <w:jc w:val="left"/>
+            </w:pPr>
+            <w:r>
+              <w:rPr>
+                <w:rFonts w:ascii="Calibri" w:cs="Calibri" w:eastAsia="Calibri" w:hAnsi="Calibri"/>
+                <w:b w:val="false"/>
+                <w:bCs w:val="false"/>
+                <w:color w:val="222222"/>
+                <w:sz w:val="19"/>
+                <w:szCs w:val="19"/>
+              </w:rPr>
+              <w:t xml:space="preserve">12 weeks</w:t>
+            </w:r>
+          </w:p>
+        </w:tc>
+      </w:tr>
+      <w:tr>
+        <w:trPr>
+          <w:cantSplit/>
+        </w:trPr>
+        <w:tc>
+          <w:tcPr>
+            <w:tcW w:type="dxa" w:w="6800"/>
+            <w:tcBorders>
+              <w:top w:val="single" w:color="BFD3D1" w:sz="4"/>
+              <w:left w:val="single" w:color="BFD3D1" w:sz="4"/>
+              <w:bottom w:val="single" w:color="BFD3D1" w:sz="4"/>
+              <w:right w:val="single" w:color="BFD3D1" w:sz="4"/>
+            </w:tcBorders>
+            <w:shd w:fill="E7F0EF" w:color="auto" w:val="clear"/>
+            <w:tcMar>
+              <w:top w:type="dxa" w:w="100"/>
+              <w:left w:type="dxa" w:w="140"/>
+              <w:bottom w:type="dxa" w:w="100"/>
+              <w:right w:type="dxa" w:w="140"/>
+            </w:tcMar>
+            <w:vAlign w:val="center"/>
+          </w:tcPr>
+          <w:p>
+            <w:pPr>
+              <w:jc w:val="left"/>
+            </w:pPr>
+            <w:r>
+              <w:rPr>
+                <w:rFonts w:ascii="Calibri" w:cs="Calibri" w:eastAsia="Calibri" w:hAnsi="Calibri"/>
+                <w:b/>
+                <w:bCs/>
+                <w:color w:val="1F4A47"/>
+                <w:sz w:val="19"/>
+                <w:szCs w:val="19"/>
+              </w:rPr>
+              <w:t xml:space="preserve">Occupational Therapy session</w:t>
+            </w:r>
+          </w:p>
+        </w:tc>
+        <w:tc>
+          <w:tcPr>
+            <w:tcW w:type="dxa" w:w="3306"/>
+            <w:tcBorders>
+              <w:top w:val="single" w:color="BFD3D1" w:sz="4"/>
+              <w:left w:val="single" w:color="BFD3D1" w:sz="4"/>
+              <w:bottom w:val="single" w:color="BFD3D1" w:sz="4"/>
+              <w:right w:val="single" w:color="BFD3D1" w:sz="4"/>
+            </w:tcBorders>
+            <w:tcMar>
+              <w:top w:type="dxa" w:w="100"/>
+              <w:left w:type="dxa" w:w="140"/>
+              <w:bottom w:type="dxa" w:w="100"/>
+              <w:right w:type="dxa" w:w="140"/>
+            </w:tcMar>
+            <w:vAlign w:val="center"/>
+          </w:tcPr>
+          <w:p>
+            <w:pPr>
+              <w:jc w:val="left"/>
+            </w:pPr>
+            <w:r>
+              <w:rPr>
+                <w:rFonts w:ascii="Calibri" w:cs="Calibri" w:eastAsia="Calibri" w:hAnsi="Calibri"/>
+                <w:b w:val="false"/>
+                <w:bCs w:val="false"/>
+                <w:color w:val="222222"/>
+                <w:sz w:val="19"/>
+                <w:szCs w:val="19"/>
+              </w:rPr>
+              <w:t xml:space="preserve">2 hours per day</w:t>
+            </w:r>
+          </w:p>
+        </w:tc>
+      </w:tr>
+      <w:tr>
+        <w:trPr>
+          <w:cantSplit/>
+        </w:trPr>
+        <w:tc>
+          <w:tcPr>
+            <w:tcW w:type="dxa" w:w="6800"/>
+            <w:tcBorders>
+              <w:top w:val="single" w:color="BFD3D1" w:sz="4"/>
+              <w:left w:val="single" w:color="BFD3D1" w:sz="4"/>
+              <w:bottom w:val="single" w:color="BFD3D1" w:sz="4"/>
+              <w:right w:val="single" w:color="BFD3D1" w:sz="4"/>
+            </w:tcBorders>
+            <w:shd w:fill="E7F0EF" w:color="auto" w:val="clear"/>
+            <w:tcMar>
+              <w:top w:type="dxa" w:w="100"/>
+              <w:left w:type="dxa" w:w="140"/>
+              <w:bottom w:type="dxa" w:w="100"/>
+              <w:right w:type="dxa" w:w="140"/>
+            </w:tcMar>
+            <w:vAlign w:val="center"/>
+          </w:tcPr>
+          <w:p>
+            <w:pPr>
+              <w:jc w:val="left"/>
+            </w:pPr>
+            <w:r>
+              <w:rPr>
+                <w:rFonts w:ascii="Calibri" w:cs="Calibri" w:eastAsia="Calibri" w:hAnsi="Calibri"/>
+                <w:b/>
+                <w:bCs/>
+                <w:color w:val="1F4A47"/>
+                <w:sz w:val="19"/>
+                <w:szCs w:val="19"/>
+              </w:rPr>
+              <w:t xml:space="preserve">Multidisciplinary team sessions (Physiotherapy, Speech &amp; Language Therapy, Psychology)</w:t>
+            </w:r>
+          </w:p>
+        </w:tc>
+        <w:tc>
+          <w:tcPr>
+            <w:tcW w:type="dxa" w:w="3306"/>
+            <w:tcBorders>
+              <w:top w:val="single" w:color="BFD3D1" w:sz="4"/>
+              <w:left w:val="single" w:color="BFD3D1" w:sz="4"/>
+              <w:bottom w:val="single" w:color="BFD3D1" w:sz="4"/>
+              <w:right w:val="single" w:color="BFD3D1" w:sz="4"/>
+            </w:tcBorders>
+            <w:tcMar>
+              <w:top w:type="dxa" w:w="100"/>
+              <w:left w:type="dxa" w:w="140"/>
+              <w:bottom w:type="dxa" w:w="100"/>
+              <w:right w:type="dxa" w:w="140"/>
+            </w:tcMar>
+            <w:vAlign w:val="center"/>
+          </w:tcPr>
+          <w:p>
+            <w:pPr>
+              <w:jc w:val="left"/>
+            </w:pPr>
+            <w:r>
+              <w:rPr>
+                <w:rFonts w:ascii="Calibri" w:cs="Calibri" w:eastAsia="Calibri" w:hAnsi="Calibri"/>
+                <w:b w:val="false"/>
+                <w:bCs w:val="false"/>
+                <w:color w:val="222222"/>
+                <w:sz w:val="19"/>
+                <w:szCs w:val="19"/>
+              </w:rPr>
+              <w:t xml:space="preserve">3 hours per day</w:t>
+            </w:r>
+          </w:p>
+        </w:tc>
+      </w:tr>
+      <w:tr>
+        <w:trPr>
+          <w:cantSplit/>
+        </w:trPr>
+        <w:tc>
+          <w:tcPr>
+            <w:tcW w:type="dxa" w:w="6800"/>
+            <w:tcBorders>
+              <w:top w:val="single" w:color="BFD3D1" w:sz="4"/>
+              <w:left w:val="single" w:color="BFD3D1" w:sz="4"/>
+              <w:bottom w:val="single" w:color="BFD3D1" w:sz="4"/>
+              <w:right w:val="single" w:color="BFD3D1" w:sz="4"/>
+            </w:tcBorders>
+            <w:shd w:fill="E7F0EF" w:color="auto" w:val="clear"/>
+            <w:tcMar>
+              <w:top w:type="dxa" w:w="100"/>
+              <w:left w:type="dxa" w:w="140"/>
+              <w:bottom w:type="dxa" w:w="100"/>
+              <w:right w:type="dxa" w:w="140"/>
+            </w:tcMar>
+            <w:vAlign w:val="center"/>
+          </w:tcPr>
+          <w:p>
+            <w:pPr>
+              <w:jc w:val="left"/>
+            </w:pPr>
+            <w:r>
+              <w:rPr>
+                <w:rFonts w:ascii="Calibri" w:cs="Calibri" w:eastAsia="Calibri" w:hAnsi="Calibri"/>
+                <w:b/>
+                <w:bCs/>
+                <w:color w:val="1F4A47"/>
+                <w:sz w:val="19"/>
+                <w:szCs w:val="19"/>
+              </w:rPr>
+              <w:t xml:space="preserve">Total daily training</w:t>
+            </w:r>
+          </w:p>
+        </w:tc>
+        <w:tc>
+          <w:tcPr>
+            <w:tcW w:type="dxa" w:w="3306"/>
+            <w:tcBorders>
+              <w:top w:val="single" w:color="BFD3D1" w:sz="4"/>
+              <w:left w:val="single" w:color="BFD3D1" w:sz="4"/>
+              <w:bottom w:val="single" w:color="BFD3D1" w:sz="4"/>
+              <w:right w:val="single" w:color="BFD3D1" w:sz="4"/>
+            </w:tcBorders>
+            <w:tcMar>
+              <w:top w:type="dxa" w:w="100"/>
+              <w:left w:type="dxa" w:w="140"/>
+              <w:bottom w:type="dxa" w:w="100"/>
+              <w:right w:type="dxa" w:w="140"/>
+            </w:tcMar>
+            <w:vAlign w:val="center"/>
+          </w:tcPr>
+          <w:p>
+            <w:pPr>
+              <w:jc w:val="left"/>
+            </w:pPr>
+            <w:r>
+              <w:rPr>
+                <w:rFonts w:ascii="Calibri" w:cs="Calibri" w:eastAsia="Calibri" w:hAnsi="Calibri"/>
+                <w:b w:val="false"/>
+                <w:bCs w:val="false"/>
+                <w:color w:val="222222"/>
+                <w:sz w:val="19"/>
+                <w:szCs w:val="19"/>
+              </w:rPr>
+              <w:t xml:space="preserve">5 hours per day</w:t>
+            </w:r>
+          </w:p>
+        </w:tc>
+      </w:tr>
+    </w:tbl>
+    <w:p>
+      <w:pPr>
+        <w:spacing w:after="200"/>
+      </w:pPr>
     </w:p>
     <w:p>
       <w:pPr>
@@ -959,27 +1442,7 @@
           <w:sz w:val="21"/>
           <w:szCs w:val="21"/>
         </w:rPr>
-        <w:t xml:space="preserve">Weekly in-person sessions — 2 hours per session, once a week for 12 weeks.</w:t>
-      </w:r>
-    </w:p>
-    <w:p>
-      <w:pPr>
-        <w:pStyle w:val="ListParagraph"/>
-        <w:numPr>
-          <w:ilvl w:val="0"/>
-          <w:numId w:val="2"/>
-        </w:numPr>
-        <w:spacing w:after="60"/>
-        <w:jc w:val="left"/>
-      </w:pPr>
-      <w:r>
-        <w:rPr>
-          <w:rFonts w:ascii="Calibri" w:cs="Calibri" w:eastAsia="Calibri" w:hAnsi="Calibri"/>
-          <w:color w:val="222222"/>
-          <w:sz w:val="21"/>
-          <w:szCs w:val="21"/>
-        </w:rPr>
-        <w:t xml:space="preserve">A mix of short theory (about 20%) and hands-on practice (about 80%).</w:t>
+        <w:t xml:space="preserve">A mix of short theory (about 20%) and hands-on practice (about 80%) throughout the day.</w:t>
       </w:r>
     </w:p>
     <w:p>
@@ -1059,7 +1522,7 @@
           <w:sz w:val="21"/>
           <w:szCs w:val="21"/>
         </w:rPr>
-        <w:t xml:space="preserve">Weekly handouts and simple home-practice sheets.</w:t>
+        <w:t xml:space="preserve">Daily handouts and simple home-practice sheets.</w:t>
       </w:r>
     </w:p>
     <w:p>
@@ -1079,7 +1542,7 @@
           <w:sz w:val="21"/>
           <w:szCs w:val="21"/>
         </w:rPr>
-        <w:t xml:space="preserve">Open discussion and Q&amp;A at the end of every session.</w:t>
+        <w:t xml:space="preserve">Open discussion and Q&amp;A at the end of every training day.</w:t>
       </w:r>
     </w:p>
     <w:p>
@@ -1099,27 +1562,7 @@
           <w:sz w:val="21"/>
           <w:szCs w:val="21"/>
         </w:rPr>
-        <w:t xml:space="preserve">Guest sessions from physiotherapy, speech therapy, and special education.</w:t>
-      </w:r>
-    </w:p>
-    <w:p>
-      <w:pPr>
-        <w:pStyle w:val="ListParagraph"/>
-        <w:numPr>
-          <w:ilvl w:val="0"/>
-          <w:numId w:val="2"/>
-        </w:numPr>
-        <w:spacing w:after="60"/>
-        <w:jc w:val="left"/>
-      </w:pPr>
-      <w:r>
-        <w:rPr>
-          <w:rFonts w:ascii="Calibri" w:cs="Calibri" w:eastAsia="Calibri" w:hAnsi="Calibri"/>
-          <w:color w:val="222222"/>
-          <w:sz w:val="21"/>
-          <w:szCs w:val="21"/>
-        </w:rPr>
-        <w:t xml:space="preserve">An ongoing communication group (WhatsApp) for quick questions between sessions.</w:t>
+        <w:t xml:space="preserve">An ongoing communication group (WhatsApp) for quick questions between training days.</w:t>
       </w:r>
     </w:p>
     <w:p>
@@ -1141,36 +1584,13 @@
           <w:sz w:val="30"/>
           <w:szCs w:val="30"/>
         </w:rPr>
-        <w:t xml:space="preserve">7. Required Materials</w:t>
+        <w:t xml:space="preserve">7. Conclusion</w:t>
       </w:r>
     </w:p>
     <w:p>
       <w:pPr>
-        <w:keepNext/>
-        <w:spacing w:after="100" w:before="200"/>
-        <w:jc w:val="left"/>
-      </w:pPr>
-      <w:r>
-        <w:rPr>
-          <w:rFonts w:ascii="Calibri" w:cs="Calibri" w:eastAsia="Calibri" w:hAnsi="Calibri"/>
-          <w:b/>
-          <w:bCs/>
-          <w:color w:val="1F4A47"/>
-          <w:sz w:val="22"/>
-          <w:szCs w:val="22"/>
-        </w:rPr>
-        <w:t xml:space="preserve">Provided by the clinic:</w:t>
-      </w:r>
-    </w:p>
-    <w:p>
-      <w:pPr>
-        <w:pStyle w:val="ListParagraph"/>
-        <w:numPr>
-          <w:ilvl w:val="0"/>
-          <w:numId w:val="2"/>
-        </w:numPr>
-        <w:spacing w:after="60"/>
-        <w:jc w:val="left"/>
+        <w:spacing w:after="160" w:line="300"/>
+        <w:jc w:val="both"/>
       </w:pPr>
       <w:r>
         <w:rPr>
@@ -1179,18 +1599,13 @@
           <w:sz w:val="21"/>
           <w:szCs w:val="21"/>
         </w:rPr>
-        <w:t xml:space="preserve">Training room with mats/flooring suitable for floor-based practice.</w:t>
+        <w:t xml:space="preserve">I believe caregivers are the most powerful part of any child's rehabilitation journey. No matter how skilled the therapy team is, real progress happens in the small, repeated moments at home — during meals, dressing, play, and everyday routines. This program is my attempt to give caregivers the practical tools and confidence they need for those moments, through a structured, hands-on approach delivered by Kalm Clinic's full multidisciplinary team.</w:t>
       </w:r>
     </w:p>
     <w:p>
       <w:pPr>
-        <w:pStyle w:val="ListParagraph"/>
-        <w:numPr>
-          <w:ilvl w:val="0"/>
-          <w:numId w:val="2"/>
-        </w:numPr>
-        <w:spacing w:after="60"/>
-        <w:jc w:val="left"/>
+        <w:spacing w:after="160" w:line="300"/>
+        <w:jc w:val="both"/>
       </w:pPr>
       <w:r>
         <w:rPr>
@@ -1199,638 +1614,7 @@
           <w:sz w:val="21"/>
           <w:szCs w:val="21"/>
         </w:rPr>
-        <w:t xml:space="preserve">Adjustable therapy table and appropriate chairs.</w:t>
-      </w:r>
-    </w:p>
-    <w:p>
-      <w:pPr>
-        <w:pStyle w:val="ListParagraph"/>
-        <w:numPr>
-          <w:ilvl w:val="0"/>
-          <w:numId w:val="2"/>
-        </w:numPr>
-        <w:spacing w:after="60"/>
-        <w:jc w:val="left"/>
-      </w:pPr>
-      <w:r>
-        <w:rPr>
-          <w:rFonts w:ascii="Calibri" w:cs="Calibri" w:eastAsia="Calibri" w:hAnsi="Calibri"/>
-          <w:color w:val="222222"/>
-          <w:sz w:val="21"/>
-          <w:szCs w:val="21"/>
-        </w:rPr>
-        <w:t xml:space="preserve">Basic positioning equipment (wedges, rolls, supportive seating).</w:t>
-      </w:r>
-    </w:p>
-    <w:p>
-      <w:pPr>
-        <w:pStyle w:val="ListParagraph"/>
-        <w:numPr>
-          <w:ilvl w:val="0"/>
-          <w:numId w:val="2"/>
-        </w:numPr>
-        <w:spacing w:after="60"/>
-        <w:jc w:val="left"/>
-      </w:pPr>
-      <w:r>
-        <w:rPr>
-          <w:rFonts w:ascii="Calibri" w:cs="Calibri" w:eastAsia="Calibri" w:hAnsi="Calibri"/>
-          <w:color w:val="222222"/>
-          <w:sz w:val="21"/>
-          <w:szCs w:val="21"/>
-        </w:rPr>
-        <w:t xml:space="preserve">Sensory tools (textured items, weighted items, fidget tools, therapy putty).</w:t>
-      </w:r>
-    </w:p>
-    <w:p>
-      <w:pPr>
-        <w:pStyle w:val="ListParagraph"/>
-        <w:numPr>
-          <w:ilvl w:val="0"/>
-          <w:numId w:val="2"/>
-        </w:numPr>
-        <w:spacing w:after="60"/>
-        <w:jc w:val="left"/>
-      </w:pPr>
-      <w:r>
-        <w:rPr>
-          <w:rFonts w:ascii="Calibri" w:cs="Calibri" w:eastAsia="Calibri" w:hAnsi="Calibri"/>
-          <w:color w:val="222222"/>
-          <w:sz w:val="21"/>
-          <w:szCs w:val="21"/>
-        </w:rPr>
-        <w:t xml:space="preserve">Fine motor tools (pegboards, tongs, lacing cards, playdough, safety scissors).</w:t>
-      </w:r>
-    </w:p>
-    <w:p>
-      <w:pPr>
-        <w:pStyle w:val="ListParagraph"/>
-        <w:numPr>
-          <w:ilvl w:val="0"/>
-          <w:numId w:val="2"/>
-        </w:numPr>
-        <w:spacing w:after="60"/>
-        <w:jc w:val="left"/>
-      </w:pPr>
-      <w:r>
-        <w:rPr>
-          <w:rFonts w:ascii="Calibri" w:cs="Calibri" w:eastAsia="Calibri" w:hAnsi="Calibri"/>
-          <w:color w:val="222222"/>
-          <w:sz w:val="21"/>
-          <w:szCs w:val="21"/>
-        </w:rPr>
-        <w:t xml:space="preserve">Gross motor equipment (balls, balance beam, tunnel, trampoline where available).</w:t>
-      </w:r>
-    </w:p>
-    <w:p>
-      <w:pPr>
-        <w:pStyle w:val="ListParagraph"/>
-        <w:numPr>
-          <w:ilvl w:val="0"/>
-          <w:numId w:val="2"/>
-        </w:numPr>
-        <w:spacing w:after="60"/>
-        <w:jc w:val="left"/>
-      </w:pPr>
-      <w:r>
-        <w:rPr>
-          <w:rFonts w:ascii="Calibri" w:cs="Calibri" w:eastAsia="Calibri" w:hAnsi="Calibri"/>
-          <w:color w:val="222222"/>
-          <w:sz w:val="21"/>
-          <w:szCs w:val="21"/>
-        </w:rPr>
-        <w:t xml:space="preserve">ADL practice tools (dressing board, feeding utensils, buttons/zipper board).</w:t>
-      </w:r>
-    </w:p>
-    <w:p>
-      <w:pPr>
-        <w:pStyle w:val="ListParagraph"/>
-        <w:numPr>
-          <w:ilvl w:val="0"/>
-          <w:numId w:val="2"/>
-        </w:numPr>
-        <w:spacing w:after="60"/>
-        <w:jc w:val="left"/>
-      </w:pPr>
-      <w:r>
-        <w:rPr>
-          <w:rFonts w:ascii="Calibri" w:cs="Calibri" w:eastAsia="Calibri" w:hAnsi="Calibri"/>
-          <w:color w:val="222222"/>
-          <w:sz w:val="21"/>
-          <w:szCs w:val="21"/>
-        </w:rPr>
-        <w:t xml:space="preserve">Visual aids (picture cards, visual schedules, communication boards).</w:t>
-      </w:r>
-    </w:p>
-    <w:p>
-      <w:pPr>
-        <w:pStyle w:val="ListParagraph"/>
-        <w:numPr>
-          <w:ilvl w:val="0"/>
-          <w:numId w:val="2"/>
-        </w:numPr>
-        <w:spacing w:after="60"/>
-        <w:jc w:val="left"/>
-      </w:pPr>
-      <w:r>
-        <w:rPr>
-          <w:rFonts w:ascii="Calibri" w:cs="Calibri" w:eastAsia="Calibri" w:hAnsi="Calibri"/>
-          <w:color w:val="222222"/>
-          <w:sz w:val="21"/>
-          <w:szCs w:val="21"/>
-        </w:rPr>
-        <w:t xml:space="preserve">Printed handouts and a personal training folder for each caregiver.</w:t>
-      </w:r>
-    </w:p>
-    <w:p>
-      <w:pPr>
-        <w:pStyle w:val="ListParagraph"/>
-        <w:numPr>
-          <w:ilvl w:val="0"/>
-          <w:numId w:val="2"/>
-        </w:numPr>
-        <w:spacing w:after="60"/>
-        <w:jc w:val="left"/>
-      </w:pPr>
-      <w:r>
-        <w:rPr>
-          <w:rFonts w:ascii="Calibri" w:cs="Calibri" w:eastAsia="Calibri" w:hAnsi="Calibri"/>
-          <w:color w:val="222222"/>
-          <w:sz w:val="21"/>
-          <w:szCs w:val="21"/>
-        </w:rPr>
-        <w:t xml:space="preserve">Attendance sheet and evaluation forms.</w:t>
-      </w:r>
-    </w:p>
-    <w:p>
-      <w:pPr>
-        <w:keepNext/>
-        <w:spacing w:after="100" w:before="200"/>
-        <w:jc w:val="left"/>
-      </w:pPr>
-      <w:r>
-        <w:rPr>
-          <w:rFonts w:ascii="Calibri" w:cs="Calibri" w:eastAsia="Calibri" w:hAnsi="Calibri"/>
-          <w:b/>
-          <w:bCs/>
-          <w:color w:val="1F4A47"/>
-          <w:sz w:val="22"/>
-          <w:szCs w:val="22"/>
-        </w:rPr>
-        <w:t xml:space="preserve">To be brought by caregivers:</w:t>
-      </w:r>
-    </w:p>
-    <w:p>
-      <w:pPr>
-        <w:pStyle w:val="ListParagraph"/>
-        <w:numPr>
-          <w:ilvl w:val="0"/>
-          <w:numId w:val="2"/>
-        </w:numPr>
-        <w:spacing w:after="60"/>
-        <w:jc w:val="left"/>
-      </w:pPr>
-      <w:r>
-        <w:rPr>
-          <w:rFonts w:ascii="Calibri" w:cs="Calibri" w:eastAsia="Calibri" w:hAnsi="Calibri"/>
-          <w:color w:val="222222"/>
-          <w:sz w:val="21"/>
-          <w:szCs w:val="21"/>
-        </w:rPr>
-        <w:t xml:space="preserve">Notebook and pen for notes.</w:t>
-      </w:r>
-    </w:p>
-    <w:p>
-      <w:pPr>
-        <w:pStyle w:val="ListParagraph"/>
-        <w:numPr>
-          <w:ilvl w:val="0"/>
-          <w:numId w:val="2"/>
-        </w:numPr>
-        <w:spacing w:after="60"/>
-        <w:jc w:val="left"/>
-      </w:pPr>
-      <w:r>
-        <w:rPr>
-          <w:rFonts w:ascii="Calibri" w:cs="Calibri" w:eastAsia="Calibri" w:hAnsi="Calibri"/>
-          <w:color w:val="222222"/>
-          <w:sz w:val="21"/>
-          <w:szCs w:val="21"/>
-        </w:rPr>
-        <w:t xml:space="preserve">Comfortable clothing suitable for floor-based practice.</w:t>
-      </w:r>
-    </w:p>
-    <w:p>
-      <w:pPr>
-        <w:pStyle w:val="ListParagraph"/>
-        <w:numPr>
-          <w:ilvl w:val="0"/>
-          <w:numId w:val="2"/>
-        </w:numPr>
-        <w:spacing w:after="60"/>
-        <w:jc w:val="left"/>
-      </w:pPr>
-      <w:r>
-        <w:rPr>
-          <w:rFonts w:ascii="Calibri" w:cs="Calibri" w:eastAsia="Calibri" w:hAnsi="Calibri"/>
-          <w:color w:val="222222"/>
-          <w:sz w:val="21"/>
-          <w:szCs w:val="21"/>
-        </w:rPr>
-        <w:t xml:space="preserve">Their child's current home program or therapy notes, when relevant.</w:t>
-      </w:r>
-    </w:p>
-    <w:p>
-      <w:pPr>
-        <w:pStyle w:val="Heading1"/>
-        <w:keepNext/>
-        <w:pBdr>
-          <w:bottom w:val="single" w:color="2E6B66" w:sz="6" w:space="6"/>
-        </w:pBdr>
-        <w:spacing w:after="160" w:before="320"/>
-        <w:jc w:val="left"/>
-      </w:pPr>
-      <w:r>
-        <w:rPr>
-          <w:rFonts w:ascii="Calibri" w:cs="Calibri" w:eastAsia="Calibri" w:hAnsi="Calibri"/>
-          <w:b/>
-          <w:bCs/>
-          <w:color w:val="1F4A47"/>
-          <w:sz w:val="30"/>
-          <w:szCs w:val="30"/>
-        </w:rPr>
-        <w:t xml:space="preserve">8. Attendance Requirements</w:t>
-      </w:r>
-    </w:p>
-    <w:p>
-      <w:pPr>
-        <w:pStyle w:val="ListParagraph"/>
-        <w:numPr>
-          <w:ilvl w:val="0"/>
-          <w:numId w:val="2"/>
-        </w:numPr>
-        <w:spacing w:after="60"/>
-        <w:jc w:val="left"/>
-      </w:pPr>
-      <w:r>
-        <w:rPr>
-          <w:rFonts w:ascii="Calibri" w:cs="Calibri" w:eastAsia="Calibri" w:hAnsi="Calibri"/>
-          <w:color w:val="222222"/>
-          <w:sz w:val="21"/>
-          <w:szCs w:val="21"/>
-        </w:rPr>
-        <w:t xml:space="preserve">A minimum of 80% attendance (at least 10 out of 12 sessions) is required for certification.</w:t>
-      </w:r>
-    </w:p>
-    <w:p>
-      <w:pPr>
-        <w:pStyle w:val="ListParagraph"/>
-        <w:numPr>
-          <w:ilvl w:val="0"/>
-          <w:numId w:val="2"/>
-        </w:numPr>
-        <w:spacing w:after="60"/>
-        <w:jc w:val="left"/>
-      </w:pPr>
-      <w:r>
-        <w:rPr>
-          <w:rFonts w:ascii="Calibri" w:cs="Calibri" w:eastAsia="Calibri" w:hAnsi="Calibri"/>
-          <w:color w:val="222222"/>
-          <w:sz w:val="21"/>
-          <w:szCs w:val="21"/>
-        </w:rPr>
-        <w:t xml:space="preserve">Missed sessions may be made up through a short one-on-one catch-up or recorded material, per clinic policy.</w:t>
-      </w:r>
-    </w:p>
-    <w:p>
-      <w:pPr>
-        <w:pStyle w:val="ListParagraph"/>
-        <w:numPr>
-          <w:ilvl w:val="0"/>
-          <w:numId w:val="2"/>
-        </w:numPr>
-        <w:spacing w:after="60"/>
-        <w:jc w:val="left"/>
-      </w:pPr>
-      <w:r>
-        <w:rPr>
-          <w:rFonts w:ascii="Calibri" w:cs="Calibri" w:eastAsia="Calibri" w:hAnsi="Calibri"/>
-          <w:color w:val="222222"/>
-          <w:sz w:val="21"/>
-          <w:szCs w:val="21"/>
-        </w:rPr>
-        <w:t xml:space="preserve">Punctuality is expected — arriving more than 15 minutes late counts as a partial absence.</w:t>
-      </w:r>
-    </w:p>
-    <w:p>
-      <w:pPr>
-        <w:pStyle w:val="ListParagraph"/>
-        <w:numPr>
-          <w:ilvl w:val="0"/>
-          <w:numId w:val="2"/>
-        </w:numPr>
-        <w:spacing w:after="60"/>
-        <w:jc w:val="left"/>
-      </w:pPr>
-      <w:r>
-        <w:rPr>
-          <w:rFonts w:ascii="Calibri" w:cs="Calibri" w:eastAsia="Calibri" w:hAnsi="Calibri"/>
-          <w:color w:val="222222"/>
-          <w:sz w:val="21"/>
-          <w:szCs w:val="21"/>
-        </w:rPr>
-        <w:t xml:space="preserve">Caregivers unable to complete the full program may request a letter reflecting the sessions they attended.</w:t>
-      </w:r>
-    </w:p>
-    <w:p>
-      <w:pPr>
-        <w:pStyle w:val="Heading1"/>
-        <w:keepNext/>
-        <w:pBdr>
-          <w:bottom w:val="single" w:color="2E6B66" w:sz="6" w:space="6"/>
-        </w:pBdr>
-        <w:spacing w:after="160" w:before="320"/>
-        <w:jc w:val="left"/>
-      </w:pPr>
-      <w:r>
-        <w:rPr>
-          <w:rFonts w:ascii="Calibri" w:cs="Calibri" w:eastAsia="Calibri" w:hAnsi="Calibri"/>
-          <w:b/>
-          <w:bCs/>
-          <w:color w:val="1F4A47"/>
-          <w:sz w:val="30"/>
-          <w:szCs w:val="30"/>
-        </w:rPr>
-        <w:t xml:space="preserve">9. Evaluation Methods</w:t>
-      </w:r>
-    </w:p>
-    <w:p>
-      <w:pPr>
-        <w:pStyle w:val="ListParagraph"/>
-        <w:numPr>
-          <w:ilvl w:val="0"/>
-          <w:numId w:val="2"/>
-        </w:numPr>
-        <w:spacing w:after="60"/>
-        <w:jc w:val="left"/>
-      </w:pPr>
-      <w:r>
-        <w:rPr>
-          <w:rFonts w:ascii="Calibri" w:cs="Calibri" w:eastAsia="Calibri" w:hAnsi="Calibri"/>
-          <w:color w:val="222222"/>
-          <w:sz w:val="21"/>
-          <w:szCs w:val="21"/>
-        </w:rPr>
-        <w:t xml:space="preserve">Short weekly practical check-ins, where the therapist observes the caregiver applying that week's technique.</w:t>
-      </w:r>
-    </w:p>
-    <w:p>
-      <w:pPr>
-        <w:pStyle w:val="ListParagraph"/>
-        <w:numPr>
-          <w:ilvl w:val="0"/>
-          <w:numId w:val="2"/>
-        </w:numPr>
-        <w:spacing w:after="60"/>
-        <w:jc w:val="left"/>
-      </w:pPr>
-      <w:r>
-        <w:rPr>
-          <w:rFonts w:ascii="Calibri" w:cs="Calibri" w:eastAsia="Calibri" w:hAnsi="Calibri"/>
-          <w:color w:val="222222"/>
-          <w:sz w:val="21"/>
-          <w:szCs w:val="21"/>
-        </w:rPr>
-        <w:t xml:space="preserve">A simple checklist completed before and after the program to measure knowledge and confidence.</w:t>
-      </w:r>
-    </w:p>
-    <w:p>
-      <w:pPr>
-        <w:pStyle w:val="ListParagraph"/>
-        <w:numPr>
-          <w:ilvl w:val="0"/>
-          <w:numId w:val="2"/>
-        </w:numPr>
-        <w:spacing w:after="60"/>
-        <w:jc w:val="left"/>
-      </w:pPr>
-      <w:r>
-        <w:rPr>
-          <w:rFonts w:ascii="Calibri" w:cs="Calibri" w:eastAsia="Calibri" w:hAnsi="Calibri"/>
-          <w:color w:val="222222"/>
-          <w:sz w:val="21"/>
-          <w:szCs w:val="21"/>
-        </w:rPr>
-        <w:t xml:space="preserve">Review of the home-practice assignments submitted each week.</w:t>
-      </w:r>
-    </w:p>
-    <w:p>
-      <w:pPr>
-        <w:pStyle w:val="ListParagraph"/>
-        <w:numPr>
-          <w:ilvl w:val="0"/>
-          <w:numId w:val="2"/>
-        </w:numPr>
-        <w:spacing w:after="60"/>
-        <w:jc w:val="left"/>
-      </w:pPr>
-      <w:r>
-        <w:rPr>
-          <w:rFonts w:ascii="Calibri" w:cs="Calibri" w:eastAsia="Calibri" w:hAnsi="Calibri"/>
-          <w:color w:val="222222"/>
-          <w:sz w:val="21"/>
-          <w:szCs w:val="21"/>
-        </w:rPr>
-        <w:t xml:space="preserve">A final practical assessment in Week 12, where caregivers demonstrate a set of core skills.</w:t>
-      </w:r>
-    </w:p>
-    <w:p>
-      <w:pPr>
-        <w:pStyle w:val="ListParagraph"/>
-        <w:numPr>
-          <w:ilvl w:val="0"/>
-          <w:numId w:val="2"/>
-        </w:numPr>
-        <w:spacing w:after="60"/>
-        <w:jc w:val="left"/>
-      </w:pPr>
-      <w:r>
-        <w:rPr>
-          <w:rFonts w:ascii="Calibri" w:cs="Calibri" w:eastAsia="Calibri" w:hAnsi="Calibri"/>
-          <w:color w:val="222222"/>
-          <w:sz w:val="21"/>
-          <w:szCs w:val="21"/>
-        </w:rPr>
-        <w:t xml:space="preserve">Ongoing informal feedback throughout the program.</w:t>
-      </w:r>
-    </w:p>
-    <w:p>
-      <w:pPr>
-        <w:pStyle w:val="Heading1"/>
-        <w:keepNext/>
-        <w:pBdr>
-          <w:bottom w:val="single" w:color="2E6B66" w:sz="6" w:space="6"/>
-        </w:pBdr>
-        <w:spacing w:after="160" w:before="320"/>
-        <w:jc w:val="left"/>
-      </w:pPr>
-      <w:r>
-        <w:rPr>
-          <w:rFonts w:ascii="Calibri" w:cs="Calibri" w:eastAsia="Calibri" w:hAnsi="Calibri"/>
-          <w:b/>
-          <w:bCs/>
-          <w:color w:val="1F4A47"/>
-          <w:sz w:val="30"/>
-          <w:szCs w:val="30"/>
-        </w:rPr>
-        <w:t xml:space="preserve">10. Certificate Requirements</w:t>
-      </w:r>
-    </w:p>
-    <w:p>
-      <w:pPr>
-        <w:spacing w:after="160" w:line="300"/>
-        <w:jc w:val="both"/>
-      </w:pPr>
-      <w:r>
-        <w:rPr>
-          <w:rFonts w:ascii="Calibri" w:cs="Calibri" w:eastAsia="Calibri" w:hAnsi="Calibri"/>
-          <w:color w:val="222222"/>
-          <w:sz w:val="21"/>
-          <w:szCs w:val="21"/>
-        </w:rPr>
-        <w:t xml:space="preserve">To receive the Caregiver Training Certificate from Kalm Clinic, a caregiver must:</w:t>
-      </w:r>
-    </w:p>
-    <w:p>
-      <w:pPr>
-        <w:pStyle w:val="ListParagraph"/>
-        <w:numPr>
-          <w:ilvl w:val="0"/>
-          <w:numId w:val="2"/>
-        </w:numPr>
-        <w:spacing w:after="60"/>
-        <w:jc w:val="left"/>
-      </w:pPr>
-      <w:r>
-        <w:rPr>
-          <w:rFonts w:ascii="Calibri" w:cs="Calibri" w:eastAsia="Calibri" w:hAnsi="Calibri"/>
-          <w:color w:val="222222"/>
-          <w:sz w:val="21"/>
-          <w:szCs w:val="21"/>
-        </w:rPr>
-        <w:t xml:space="preserve">Attend at least 80% of sessions (10 out of 12).</w:t>
-      </w:r>
-    </w:p>
-    <w:p>
-      <w:pPr>
-        <w:pStyle w:val="ListParagraph"/>
-        <w:numPr>
-          <w:ilvl w:val="0"/>
-          <w:numId w:val="2"/>
-        </w:numPr>
-        <w:spacing w:after="60"/>
-        <w:jc w:val="left"/>
-      </w:pPr>
-      <w:r>
-        <w:rPr>
-          <w:rFonts w:ascii="Calibri" w:cs="Calibri" w:eastAsia="Calibri" w:hAnsi="Calibri"/>
-          <w:color w:val="222222"/>
-          <w:sz w:val="21"/>
-          <w:szCs w:val="21"/>
-        </w:rPr>
-        <w:t xml:space="preserve">Complete the final practical assessment in Week 12.</w:t>
-      </w:r>
-    </w:p>
-    <w:p>
-      <w:pPr>
-        <w:pStyle w:val="ListParagraph"/>
-        <w:numPr>
-          <w:ilvl w:val="0"/>
-          <w:numId w:val="2"/>
-        </w:numPr>
-        <w:spacing w:after="60"/>
-        <w:jc w:val="left"/>
-      </w:pPr>
-      <w:r>
-        <w:rPr>
-          <w:rFonts w:ascii="Calibri" w:cs="Calibri" w:eastAsia="Calibri" w:hAnsi="Calibri"/>
-          <w:color w:val="222222"/>
-          <w:sz w:val="21"/>
-          <w:szCs w:val="21"/>
-        </w:rPr>
-        <w:t xml:space="preserve">Submit at least 8 of the 12 home-practice assignments.</w:t>
-      </w:r>
-    </w:p>
-    <w:p>
-      <w:pPr>
-        <w:pStyle w:val="ListParagraph"/>
-        <w:numPr>
-          <w:ilvl w:val="0"/>
-          <w:numId w:val="2"/>
-        </w:numPr>
-        <w:spacing w:after="60"/>
-        <w:jc w:val="left"/>
-      </w:pPr>
-      <w:r>
-        <w:rPr>
-          <w:rFonts w:ascii="Calibri" w:cs="Calibri" w:eastAsia="Calibri" w:hAnsi="Calibri"/>
-          <w:color w:val="222222"/>
-          <w:sz w:val="21"/>
-          <w:szCs w:val="21"/>
-        </w:rPr>
-        <w:t xml:space="preserve">Show acceptable performance in the weekly practical check-ins, as assessed by the supervising Occupational Therapist.</w:t>
-      </w:r>
-    </w:p>
-    <w:p>
-      <w:pPr>
-        <w:pStyle w:val="Heading1"/>
-        <w:keepNext/>
-        <w:pBdr>
-          <w:bottom w:val="single" w:color="2E6B66" w:sz="6" w:space="6"/>
-        </w:pBdr>
-        <w:spacing w:after="160" w:before="320"/>
-        <w:jc w:val="left"/>
-      </w:pPr>
-      <w:r>
-        <w:rPr>
-          <w:rFonts w:ascii="Calibri" w:cs="Calibri" w:eastAsia="Calibri" w:hAnsi="Calibri"/>
-          <w:b/>
-          <w:bCs/>
-          <w:color w:val="1F4A47"/>
-          <w:sz w:val="30"/>
-          <w:szCs w:val="30"/>
-        </w:rPr>
-        <w:t xml:space="preserve">11. Conclusion</w:t>
-      </w:r>
-    </w:p>
-    <w:p>
-      <w:pPr>
-        <w:spacing w:after="160" w:line="300"/>
-        <w:jc w:val="both"/>
-      </w:pPr>
-      <w:r>
-        <w:rPr>
-          <w:rFonts w:ascii="Calibri" w:cs="Calibri" w:eastAsia="Calibri" w:hAnsi="Calibri"/>
-          <w:color w:val="222222"/>
-          <w:sz w:val="21"/>
-          <w:szCs w:val="21"/>
-        </w:rPr>
-        <w:t xml:space="preserve">I believe caregivers are the most powerful part of any child's rehabilitation journey. No matter how skilled the therapy team is, real progress happens in the small, repeated moments at home — during meals, dressing, play, and everyday routines. This program is my attempt to give caregivers the practical tools and confidence they need for those moments.</w:t>
-      </w:r>
-    </w:p>
-    <w:p>
-      <w:pPr>
-        <w:spacing w:after="160" w:line="300"/>
-        <w:jc w:val="both"/>
-      </w:pPr>
-      <w:r>
-        <w:rPr>
-          <w:rFonts w:ascii="Calibri" w:cs="Calibri" w:eastAsia="Calibri" w:hAnsi="Calibri"/>
-          <w:color w:val="222222"/>
-          <w:sz w:val="21"/>
-          <w:szCs w:val="21"/>
-        </w:rPr>
-        <w:t xml:space="preserve">I am proposing this program to be run at Kalm Clinic as part of our commitment to family-centered, multidisciplinary care. I would be happy to discuss timing, group size, and any adjustments needed to fit this program into the clinic's schedule.</w:t>
+        <w:t xml:space="preserve">I am proposing this program to be run at Kalm Clinic as part of our commitment to family-centered, multidisciplinary care. I would be happy to discuss scheduling, group size, and any adjustments needed to fit this program into the clinic's daily operations.</w:t>
       </w:r>
     </w:p>
     <w:p>
@@ -1851,7 +1635,7 @@
           <w:sz w:val="21"/>
           <w:szCs w:val="21"/>
         </w:rPr>
-        <w:t xml:space="preserve">Saja Alzioud</w:t>
+        <w:t xml:space="preserve">Saja Al-Zyoud (سجى الزيود)</w:t>
       </w:r>
     </w:p>
     <w:p>
@@ -1909,7 +1693,7 @@
           <w:sz w:val="21"/>
           <w:szCs w:val="21"/>
         </w:rPr>
-        <w:t xml:space="preserve">The table below outlines the full 12-week program, one core topic per week, moving from foundational understanding toward practical, hands-on caregiving skills.</w:t>
+        <w:t xml:space="preserve">The table below outlines the full 12-week program, one core topic per week, delivered across 5 training days a week — 5 hours per day, with 2 hours led by the Occupational Therapist and 3 hours with the multidisciplinary team. The program moves from foundational understanding toward practical, hands-on caregiving skills.</w:t>
       </w:r>
     </w:p>
     <w:p>
@@ -2216,7 +2000,7 @@
                 <w:sz w:val="19"/>
                 <w:szCs w:val="19"/>
               </w:rPr>
-              <w:t xml:space="preserve">"Meet Your Team" session with the OT, physiotherapist, and speech therapist.</w:t>
+              <w:t xml:space="preserve">"Meet Your Team" session with the Occupational Therapist, physiotherapist, speech therapist, and psychologist.</w:t>
             </w:r>
           </w:p>
         </w:tc>
@@ -8684,7 +8468,7 @@
                 <w:sz w:val="19"/>
                 <w:szCs w:val="19"/>
               </w:rPr>
-              <w:t xml:space="preserve">Program wrap-up and certificate distribution.</w:t>
+              <w:t xml:space="preserve">Program wrap-up and closing discussion.</w:t>
             </w:r>
           </w:p>
         </w:tc>
